--- a/assets/Nikos_Vasileiadis_CV_Irish.docx
+++ b/assets/Nikos_Vasileiadis_CV_Irish.docx
@@ -26,7 +26,7 @@
         <w:t xml:space="preserve"> </w:t>
       </w:r>
       <w:r>
-        <w:t xml:space="preserve">· Leeds, UK (GMT — same timezone as Ireland) · British &amp; Greek (EU) Citizen</w:t>
+        <w:t xml:space="preserve">· Leeds, UK (GMT - same timezone as Ireland) · British &amp; Greek (EU) Citizen</w:t>
       </w:r>
       <w:r>
         <w:br/>
@@ -94,7 +94,7 @@
         <w:pStyle w:val="FirstParagraph"/>
       </w:pPr>
       <w:r>
-        <w:t xml:space="preserve">I started building websites as a teenager in northern Greece and turned a hobby into a 20-year career. After a decade of freelancing, teaching adults to use computers, and organising open-source conferences, I moved to Leeds in 2015 and found my way into engineering leadership — first through UX and Agile, then through platform teams and people management.</w:t>
+        <w:t xml:space="preserve">I started building websites as a teenager in northern Greece and turned a hobby into a 20-year career. After a decade of freelancing, teaching adults to use computers, and organising open-source conferences, I moved to Leeds in 2015 and found my way into engineering leadership - first through UX and Agile, then through platform teams and people management.</w:t>
       </w:r>
     </w:p>
     <w:p>
@@ -102,7 +102,7 @@
         <w:pStyle w:val="BodyText"/>
       </w:pPr>
       <w:r>
-        <w:t xml:space="preserve">I’m currently an Engineering Manager at Utility Warehouse (FTSE 250), a UK multi-service provider of energy, broadband, mobile, and insurance — where I run platform services for the company’s main website and lead a specialist engineering team. What I’ve learned across those years — working across financial services, regulated utilities, global retail, and public sector — is that the work I care most about is creating the conditions where people do their best work — through clarity, trust, and genuine investment in their growth. I’ve introduced structured delivery in three resistant environments: a building society, a global brand agency, and a greenfield platform team.</w:t>
+        <w:t xml:space="preserve">I’m currently an Engineering Manager at Utility Warehouse (FTSE 250), a UK multi-service provider of energy, broadband, mobile, and insurance - where I run platform services for the company’s main website and lead a specialist engineering team. What I’ve learned across those years - working across financial services, regulated utilities, global retail, and public sector - is that the work I care most about is creating the conditions where people do their best work - through clarity, trust, and genuine investment in their growth. I’ve introduced structured delivery in three resistant environments: a building society, a global brand agency, and a greenfield platform team.</w:t>
       </w:r>
     </w:p>
     <w:p>
@@ -110,7 +110,7 @@
         <w:pStyle w:val="BodyText"/>
       </w:pPr>
       <w:r>
-        <w:t xml:space="preserve">Greek (EU) citizen — full right to work in Ireland and across the EU. Based in Leeds, same timezone as Dublin. Open to remote roles with Irish organisations.</w:t>
+        <w:t xml:space="preserve">Greek (EU) citizen - full right to work in Ireland and across the EU. Based in Leeds, same timezone as Dublin. Open to remote roles with Irish organisations.</w:t>
       </w:r>
     </w:p>
     <w:bookmarkEnd w:id="12"/>
@@ -142,7 +142,7 @@
         <w:t xml:space="preserve"> </w:t>
       </w:r>
       <w:r>
-        <w:t xml:space="preserve">— keeping people, growing them, and getting out of their way. DORA data for delivery health, Heartbeat surveys for wellbeing. Reorg communication on a cadence — including empty updates when there’s nothing new. I measure what matters and act on it.</w:t>
+        <w:t xml:space="preserve">- keeping people, growing them, and getting out of their way. DORA data for delivery health, Heartbeat surveys for wellbeing. Reorg communication on a cadence - including empty updates when there’s nothing new. I measure what matters and act on it.</w:t>
       </w:r>
     </w:p>
     <w:p>
@@ -164,7 +164,7 @@
         <w:t xml:space="preserve"> </w:t>
       </w:r>
       <w:r>
-        <w:t xml:space="preserve">— keeping critical services running and stakeholders supported across</w:t>
+        <w:t xml:space="preserve">- keeping critical services running and stakeholders supported across</w:t>
       </w:r>
       <w:r>
         <w:t xml:space="preserve"> </w:t>
@@ -198,7 +198,7 @@
         <w:t xml:space="preserve"> </w:t>
       </w:r>
       <w:r>
-        <w:t xml:space="preserve">— from co-building an open-source design system to leading enterprise-wide adoption across</w:t>
+        <w:t xml:space="preserve">- from co-building an open-source design system to leading enterprise-wide adoption across</w:t>
       </w:r>
       <w:r>
         <w:t xml:space="preserve"> </w:t>
@@ -229,7 +229,7 @@
         <w:t xml:space="preserve"> </w:t>
       </w:r>
       <w:r>
-        <w:t xml:space="preserve">— a £200k+ annual vendor portfolio across six platform services, CapEx/OpEx planning, vendor evaluation, and commercial literacy from sitting with compliance, marketing, data, and IT.</w:t>
+        <w:t xml:space="preserve">- a six-figure vendor portfolio across six platform services, CapEx/OpEx planning, vendor evaluation, and commercial literacy from sitting with compliance, marketing, data, and IT.</w:t>
       </w:r>
     </w:p>
     <w:p>
@@ -251,7 +251,7 @@
         <w:t xml:space="preserve"> </w:t>
       </w:r>
       <w:r>
-        <w:t xml:space="preserve">— I inherited undocumented systems and built a culture of writing things down. Over</w:t>
+        <w:t xml:space="preserve">- I inherited undocumented systems and built a culture of writing things down. Over</w:t>
       </w:r>
       <w:r>
         <w:t xml:space="preserve"> </w:t>
@@ -300,13 +300,13 @@
         <w:t xml:space="preserve"> </w:t>
       </w:r>
       <w:r>
-        <w:t xml:space="preserve">(Telecom Plus PLC · FTSE 250 — multi-service provider of energy, broadband, mobile &amp; insurance)</w:t>
+        <w:t xml:space="preserve">(Telecom Plus PLC · FTSE 250 - multi-service provider of energy, broadband, mobile &amp; insurance)</w:t>
       </w:r>
       <w:r>
         <w:br/>
       </w:r>
       <w:r>
-        <w:t xml:space="preserve">Jul 2023 – Present · United Kingdom · Remote</w:t>
+        <w:t xml:space="preserve">Jul 2023 - Present · United Kingdom · Remote</w:t>
       </w:r>
     </w:p>
     <w:p>
@@ -314,7 +314,7 @@
         <w:pStyle w:val="BodyText"/>
       </w:pPr>
       <w:r>
-        <w:t xml:space="preserve">I manage the platform and content engineering team — the people responsible for uw.co.uk and the services that sit behind it. At peak I had</w:t>
+        <w:t xml:space="preserve">I manage the platform and content engineering team - the people responsible for uw.co.uk and the services that sit behind it. At peak I had</w:t>
       </w:r>
       <w:r>
         <w:t xml:space="preserve"> </w:t>
@@ -326,7 +326,7 @@
         <w:t xml:space="preserve"> </w:t>
       </w:r>
       <w:r>
-        <w:t xml:space="preserve">with separate backlogs — web, mobile, and design systems — with a Product Manager alongside. Three rounds of company restructuring later, we’re a specialist core of</w:t>
+        <w:t xml:space="preserve">with separate backlogs - web, mobile, and design systems - with a Product Manager alongside. Three rounds of company restructuring later, we’re a specialist core of</w:t>
       </w:r>
       <w:r>
         <w:t xml:space="preserve"> </w:t>
@@ -381,7 +381,7 @@
         <w:t xml:space="preserve"> </w:t>
       </w:r>
       <w:r>
-        <w:t xml:space="preserve">(Associate → Mid, Mid → Senior) with evidence-based cases — built on DORA delivery data and monthly Peakon Heartbeat surveys, acted on rather than just collected. Developed talent other teams had passed over. Several people I mentored have since moved into Engineering Manager roles, both inside and outside UW. The</w:t>
+        <w:t xml:space="preserve">(Associate → Mid, Mid → Senior) with evidence-based cases - built on DORA delivery data and monthly Peakon Heartbeat surveys, acted on rather than just collected. Developed talent other teams had passed over. Several people I mentored have since moved into Engineering Manager roles, both inside and outside UW. The</w:t>
       </w:r>
       <w:r>
         <w:t xml:space="preserve"> </w:t>
@@ -393,7 +393,7 @@
         <w:t xml:space="preserve"> </w:t>
       </w:r>
       <w:r>
-        <w:t xml:space="preserve">wasn’t luck — it was clarity, trust, and genuine career investment. Also involved in hiring</w:t>
+        <w:t xml:space="preserve">wasn’t luck - it was clarity, trust, and genuine career investment. Also involved in hiring</w:t>
       </w:r>
       <w:r>
         <w:t xml:space="preserve"> </w:t>
@@ -439,7 +439,7 @@
         <w:t xml:space="preserve"> </w:t>
       </w:r>
       <w:r>
-        <w:t xml:space="preserve">When the organisation restructured — three times — I took responsibility for working out where the team should sit: mapping scope, talking to stakeholders, and building consensus. It wasn’t in my job description; it needed doing. When mobile work entered our remit, I negotiated skill inbound — a Senior Engineer who already had the expertise — rather than stretching the existing team thin. And when one restructuring would have dissolved the Design Systems team, I pushed back and made the case for keeping it — that team went on to enable the company-wide rebrand.</w:t>
+        <w:t xml:space="preserve">When the organisation restructured - three times - I took responsibility for working out where the team should sit: mapping scope, talking to stakeholders, and building consensus. It wasn’t in my job description; it needed doing. When mobile work entered our remit, I negotiated skill inbound - a Senior Engineer who already had the expertise - rather than stretching the existing team thin. And when one restructuring would have dissolved the Design Systems team, I pushed back and made the case for keeping it - that team went on to enable the company-wide rebrand.</w:t>
       </w:r>
     </w:p>
     <w:p>
@@ -461,7 +461,7 @@
         <w:t xml:space="preserve"> </w:t>
       </w:r>
       <w:r>
-        <w:t xml:space="preserve">We inherited a CMS that nobody had documented in years. I started by mapping what existed — we called it</w:t>
+        <w:t xml:space="preserve">We inherited a CMS that nobody had documented in years. I started by mapping what existed - we called it</w:t>
       </w:r>
       <w:r>
         <w:t xml:space="preserve"> </w:t>
@@ -473,7 +473,7 @@
         <w:t xml:space="preserve"> </w:t>
       </w:r>
       <w:r>
-        <w:t xml:space="preserve">— and built up to over</w:t>
+        <w:t xml:space="preserve">- and built up to over</w:t>
       </w:r>
       <w:r>
         <w:t xml:space="preserve"> </w:t>
@@ -501,7 +501,7 @@
           <w:b/>
           <w:bCs/>
         </w:rPr>
-        <w:t xml:space="preserve">Delivered a company-wide rebrand (Oct 2025 – Apr 2026).</w:t>
+        <w:t xml:space="preserve">Delivered a company-wide rebrand (Oct 2025 - Apr 2026).</w:t>
       </w:r>
       <w:r>
         <w:t xml:space="preserve"> </w:t>
@@ -553,7 +553,7 @@
         <w:t xml:space="preserve"> </w:t>
       </w:r>
       <w:r>
-        <w:t xml:space="preserve">with a single incident this year — resolved within hours — and</w:t>
+        <w:t xml:space="preserve">with a single incident this year - resolved within hours - and</w:t>
       </w:r>
       <w:r>
         <w:t xml:space="preserve"> </w:t>
@@ -634,7 +634,7 @@
         <w:t xml:space="preserve"> </w:t>
       </w:r>
       <w:r>
-        <w:t xml:space="preserve">engineering teams across six platform services — Contentful CMS, Google Tag Manager, Snowplow, Mixpanel, Optimizely, and OneTrust.</w:t>
+        <w:t xml:space="preserve">engineering teams across six platform services - Contentful CMS, Google Tag Manager, Snowplow, Mixpanel, Optimizely, and OneTrust.</w:t>
       </w:r>
     </w:p>
     <w:p>
@@ -668,7 +668,7 @@
         <w:t xml:space="preserve"> </w:t>
       </w:r>
       <w:r>
-        <w:t xml:space="preserve">engineering and product teams (15 full, 5 partial), removing thousands of hours of duplicated engineering effort across the organisation. I also helped with R&amp;D tax credit claims by translating the technical work into documentation that external advisors could audit.</w:t>
+        <w:t xml:space="preserve">engineering and product teams (15 full, 5 partial), removing thousands of hours of duplicated engineering effort across the organisation.</w:t>
       </w:r>
     </w:p>
     <w:p>
@@ -711,13 +711,13 @@
         <w:t xml:space="preserve">10 vendors</w:t>
       </w:r>
       <w:r>
-        <w:t xml:space="preserve">, shortlisted to 3, and we went with Contentful — a six-figure annual enterprise contract; most vendors simply couldn’t offer enterprise-grade SLAs and support. The migration was zero-disruption; three marketing teams (</w:t>
+        <w:t xml:space="preserve">, shortlisted to 3, and we went with Contentful on an enterprise contract; most vendors simply couldn’t offer enterprise-grade SLAs and support. The migration was zero-disruption; three marketing teams (</w:t>
       </w:r>
       <w:r>
         <w:t xml:space="preserve">~18 people</w:t>
       </w:r>
       <w:r>
-        <w:t xml:space="preserve">) gained content scheduling and structured models. We also built the delivery platform around it — Next.js / React / TypeScript, running our own GraphQL API over Contentful’s content APIs with request bundling, query optimisation, and on-demand content revalidation, a layer above what the vendor provides.</w:t>
+        <w:t xml:space="preserve">) gained content scheduling and structured models. We also built the delivery platform around it - Next.js / React / TypeScript, running our own GraphQL API over Contentful’s content APIs with request bundling, query optimisation, and on-demand content revalidation, a layer above what the vendor provides.</w:t>
       </w:r>
     </w:p>
     <w:p>
@@ -788,13 +788,13 @@
         <w:t xml:space="preserve"> </w:t>
       </w:r>
       <w:r>
-        <w:t xml:space="preserve">(Telecom Plus PLC · FTSE 250 — multi-service provider of energy, broadband, mobile &amp; insurance)</w:t>
+        <w:t xml:space="preserve">(Telecom Plus PLC · FTSE 250 - multi-service provider of energy, broadband, mobile &amp; insurance)</w:t>
       </w:r>
       <w:r>
         <w:br/>
       </w:r>
       <w:r>
-        <w:t xml:space="preserve">May 2022 – Jul 2023 · United Kingdom · Remote</w:t>
+        <w:t xml:space="preserve">May 2022 - Jul 2023 · United Kingdom · Remote</w:t>
       </w:r>
     </w:p>
     <w:p>
@@ -802,7 +802,7 @@
         <w:pStyle w:val="BodyText"/>
       </w:pPr>
       <w:r>
-        <w:t xml:space="preserve">I joined as the founding engineer in a standalone team supporting marketing — no department, no established processes, no documentation. It was built to make use of my cross-functional experience in engineering, UX, and delivery.</w:t>
+        <w:t xml:space="preserve">I joined as the founding engineer in a standalone team supporting marketing - no department, no established processes, no documentation. It was built to make use of my cross-functional experience in engineering, UX, and delivery.</w:t>
       </w:r>
     </w:p>
     <w:p>
@@ -814,7 +814,7 @@
         </w:numPr>
       </w:pPr>
       <w:r>
-        <w:t xml:space="preserve">We started as three — me, a Product Manager, and an Associate Engineer — and stayed that way for a full year before we grew. I line-managed that engineer from May 2022: for my first year I reported directly to a VP of Engineering — no Head of Engineering in between — so the people responsibility was mine from the start,</w:t>
+        <w:t xml:space="preserve">We started as three - me, a Product Manager, and an Associate Engineer - and stayed that way for a full year before we grew. I line-managed that engineer from May 2022: for my first year I reported directly to a VP of Engineering - no Head of Engineering in between - so the people responsibility was mine from the start,</w:t>
       </w:r>
       <w:r>
         <w:t xml:space="preserve"> </w:t>
@@ -835,7 +835,7 @@
         <w:t xml:space="preserve">five</w:t>
       </w:r>
       <w:r>
-        <w:t xml:space="preserve">, and the founding Associate was promoted to Software Engineer a month after that — a promotion case I was asked to prepare and drive while I was still the Lead. Renamed Content Capability in Nov 2022, moved into Platforms in May 2023 — the first of three reorganisations the team would outlast.</w:t>
+        <w:t xml:space="preserve">, and the founding Associate was promoted to Software Engineer a month after that - a promotion case I was asked to prepare and drive while I was still the Lead. Renamed Content Capability in Nov 2022, moved into Platforms in May 2023 - the first of three reorganisations the team would outlast.</w:t>
       </w:r>
     </w:p>
     <w:p>
@@ -847,7 +847,7 @@
         </w:numPr>
       </w:pPr>
       <w:r>
-        <w:t xml:space="preserve">Set up a Scrum environment from scratch — structured backlog, predictable delivery, filling Product Manager gaps when needed. Mapped the legacy CMS through systematic discovery and wrote the team’s foundational documentation.</w:t>
+        <w:t xml:space="preserve">Set up a Scrum environment from scratch - structured backlog, predictable delivery, filling Product Manager gaps when needed. Mapped the legacy CMS through systematic discovery and wrote the team’s foundational documentation.</w:t>
       </w:r>
     </w:p>
     <w:p>
@@ -887,7 +887,7 @@
         <w:br/>
       </w:r>
       <w:r>
-        <w:t xml:space="preserve">Jan 2020 – Apr 2022 · Leeds, UK · Hybrid</w:t>
+        <w:t xml:space="preserve">Jan 2020 - Apr 2022 · Leeds, UK · Hybrid</w:t>
       </w:r>
     </w:p>
     <w:p>
@@ -907,7 +907,7 @@
         </w:numPr>
       </w:pPr>
       <w:r>
-        <w:t xml:space="preserve">Introduced Agile practices to an agency that had been running entirely on ad-hoc, fire-driven delivery. The result was measurable sprint velocity, predictable project allocation, and regular client demos — a step change in how the team worked.</w:t>
+        <w:t xml:space="preserve">Introduced Agile practices to an agency that had been running entirely on ad-hoc, fire-driven delivery. The result was measurable sprint velocity, predictable project allocation, and regular client demos - a step change in how the team worked.</w:t>
       </w:r>
     </w:p>
     <w:p>
@@ -919,7 +919,7 @@
         </w:numPr>
       </w:pPr>
       <w:r>
-        <w:t xml:space="preserve">Architected the frontend for Royal Canin’s (MARS) global web presence — a single design system serving</w:t>
+        <w:t xml:space="preserve">Architected the frontend for Royal Canin’s (MARS) global web presence - a single design system serving</w:t>
       </w:r>
       <w:r>
         <w:t xml:space="preserve"> </w:t>
@@ -965,7 +965,7 @@
         <w:br/>
       </w:r>
       <w:r>
-        <w:t xml:space="preserve">Oct 2018 – Jan 2020 · Leeds, UK · Hybrid</w:t>
+        <w:t xml:space="preserve">Oct 2018 - Jan 2020 · Leeds, UK · Hybrid</w:t>
       </w:r>
     </w:p>
     <w:p>
@@ -973,7 +973,7 @@
         <w:pStyle w:val="BodyText"/>
       </w:pPr>
       <w:r>
-        <w:t xml:space="preserve">Maintained public-facing digital assets for the UK’s 5th largest building society — a regulated financial services environment — while mentoring teams on code quality and UX standards.</w:t>
+        <w:t xml:space="preserve">Maintained public-facing digital assets for the UK’s 5th largest building society - a regulated financial services environment - while mentoring teams on code quality and UX standards.</w:t>
       </w:r>
     </w:p>
     <w:p>
@@ -985,7 +985,7 @@
         </w:numPr>
       </w:pPr>
       <w:r>
-        <w:t xml:space="preserve">Introduced Agile and Scrum to the organisation for the first time — voluntary ways-of-working forums that grew championing into a parallel Scrum Master role, then a formal Interim SM appointment (Jun–Oct 2019) to stabilise Digital Transformation alongside external consultants.</w:t>
+        <w:t xml:space="preserve">Introduced Agile and Scrum to the organisation for the first time - voluntary ways-of-working forums that grew championing into a parallel Scrum Master role, then a formal Interim SM appointment (Jun-Oct 2019) to stabilise Digital Transformation alongside external consultants.</w:t>
       </w:r>
     </w:p>
     <w:bookmarkEnd w:id="17"/>
@@ -1013,7 +1013,7 @@
         <w:br/>
       </w:r>
       <w:r>
-        <w:t xml:space="preserve">Jan 2017 – Oct 2018 · Leeds, UK · Hybrid</w:t>
+        <w:t xml:space="preserve">Jan 2017 - Oct 2018 · Leeds, UK · Hybrid</w:t>
       </w:r>
     </w:p>
     <w:p>
@@ -1049,7 +1049,7 @@
         <w:t xml:space="preserve"> </w:t>
       </w:r>
       <w:r>
-        <w:t xml:space="preserve">— an open-source UX and Interface Design System powering the Jadu Continuum Platform. This is where my design systems specialism started, and I’m still proud of it.</w:t>
+        <w:t xml:space="preserve">- an open-source UX and Interface Design System powering the Jadu Continuum Platform. This is where my design systems specialism started, and I’m still proud of it.</w:t>
       </w:r>
     </w:p>
     <w:p>
@@ -1061,7 +1061,7 @@
         </w:numPr>
       </w:pPr>
       <w:r>
-        <w:t xml:space="preserve">Owned the full feature lifecycle — going out to council offices and universities for contextual research, writing up findings, building mockups, running usability tests, and shipping to production. One of three product-area leads, each responsible for their own domain.</w:t>
+        <w:t xml:space="preserve">Owned the full feature lifecycle - going out to council offices and universities for contextual research, writing up findings, building mockups, running usability tests, and shipping to production. One of three product-area leads, each responsible for their own domain.</w:t>
       </w:r>
     </w:p>
     <w:p>
@@ -1091,7 +1091,7 @@
         <w:pStyle w:val="FirstParagraph"/>
       </w:pPr>
       <w:r>
-        <w:t xml:space="preserve">Oct 2005 – Dec 2016 (11 years)</w:t>
+        <w:t xml:space="preserve">Oct 2005 - Dec 2016 (11 years)</w:t>
       </w:r>
     </w:p>
     <w:p>
@@ -1099,7 +1099,7 @@
         <w:pStyle w:val="BodyText"/>
       </w:pPr>
       <w:r>
-        <w:t xml:space="preserve">The foundation years. Provincial northern Greece — Xanthi, where I grew up; Serres, where I studied: no tech industry to join and, after 2010, barely an economy. I built the career anyway — client by client — and led long before anyone gave me a title for it.</w:t>
+        <w:t xml:space="preserve">The foundation years. Provincial northern Greece - Xanthi, where I grew up; Serres, where I studied: no tech industry to join and, after 2010, barely an economy. I built the career anyway - client by client - and led long before anyone gave me a title for it.</w:t>
       </w:r>
     </w:p>
     <w:p>
@@ -1115,13 +1115,13 @@
           <w:b/>
           <w:bCs/>
         </w:rPr>
-        <w:t xml:space="preserve">Web development &amp; freelancing (2005–2015):</w:t>
-      </w:r>
-      <w:r>
-        <w:t xml:space="preserve"> </w:t>
-      </w:r>
-      <w:r>
-        <w:t xml:space="preserve">Delivered 40+ web projects across Greece and internationally — from local non-profits and bands to a Bitcoin job board for a client in California. Managed end-to-end client relationships, set up proper billing structures (40/40/20 payment terms), and coordinated with distributed teams. Started at 15 with my first website; bought my first domain in 2005.</w:t>
+        <w:t xml:space="preserve">Web development &amp; freelancing (2005-2015):</w:t>
+      </w:r>
+      <w:r>
+        <w:t xml:space="preserve"> </w:t>
+      </w:r>
+      <w:r>
+        <w:t xml:space="preserve">Delivered 40+ web projects across Greece and internationally - from local non-profits and bands to a Bitcoin job board for a client in California. Managed end-to-end client relationships, set up proper billing structures (40/40/20 payment terms), and coordinated with distributed teams. Started at 15 with my first website; bought my first domain in 2005.</w:t>
       </w:r>
     </w:p>
     <w:p>
@@ -1137,13 +1137,13 @@
           <w:b/>
           <w:bCs/>
         </w:rPr>
-        <w:t xml:space="preserve">Teaching &amp; mentorship (2006–2012):</w:t>
-      </w:r>
-      <w:r>
-        <w:t xml:space="preserve"> </w:t>
-      </w:r>
-      <w:r>
-        <w:t xml:space="preserve">Earned a Certified Training Professional qualification and spent a year teaching ECDL to adult learners. Privately tutored a student in programming and hardware — that student went on to earn a BSc and MSc in Manchester and is now an Engineering Manager. One of my proudest outcomes.</w:t>
+        <w:t xml:space="preserve">Teaching &amp; mentorship (2006-2012):</w:t>
+      </w:r>
+      <w:r>
+        <w:t xml:space="preserve"> </w:t>
+      </w:r>
+      <w:r>
+        <w:t xml:space="preserve">Earned a Certified Training Professional qualification and spent a year teaching ECDL to adult learners. Privately tutored a student in programming and hardware - that student went on to earn a BSc and MSc in Manchester and is now an Engineering Manager. One of my proudest outcomes.</w:t>
       </w:r>
     </w:p>
     <w:p>
@@ -1159,13 +1159,13 @@
           <w:b/>
           <w:bCs/>
         </w:rPr>
-        <w:t xml:space="preserve">Community &amp; civic technology (2008–2014):</w:t>
-      </w:r>
-      <w:r>
-        <w:t xml:space="preserve"> </w:t>
-      </w:r>
-      <w:r>
-        <w:t xml:space="preserve">Co-founded the Serres Linux Users Group, organised FOSSCOMM 2012 (a 350-person national volunteer-powered conference), and managed the digital presence for UNESCO Serres, the local Natural History Museum, and community organisations. This community work directly shaped everything I went on to do in Leeds — GDG, IxDF, NUX.</w:t>
+        <w:t xml:space="preserve">Community &amp; civic technology (2008-2014):</w:t>
+      </w:r>
+      <w:r>
+        <w:t xml:space="preserve"> </w:t>
+      </w:r>
+      <w:r>
+        <w:t xml:space="preserve">Co-founded the Serres Linux Users Group, organised FOSSCOMM 2012 (a 350-person national volunteer-powered conference), and managed the digital presence for UNESCO Serres, the local Natural History Museum, and community organisations. This community work directly shaped everything I went on to do in Leeds - GDG, IxDF, NUX.</w:t>
       </w:r>
     </w:p>
     <w:p>
@@ -1181,7 +1181,7 @@
           <w:b/>
           <w:bCs/>
         </w:rPr>
-        <w:t xml:space="preserve">UK agency work (2015–2016):</w:t>
+        <w:t xml:space="preserve">UK agency work (2015-2016):</w:t>
       </w:r>
       <w:r>
         <w:t xml:space="preserve"> </w:t>
@@ -1206,7 +1206,7 @@
         <w:pStyle w:val="FirstParagraph"/>
       </w:pPr>
       <w:r>
-        <w:t xml:space="preserve">Community organising has been a constant throughout my career — from Greece to Leeds.</w:t>
+        <w:t xml:space="preserve">Community organising has been a constant throughout my career - from Greece to Leeds.</w:t>
       </w:r>
     </w:p>
     <w:p>
@@ -1228,7 +1228,7 @@
           <w:i/>
           <w:iCs/>
         </w:rPr>
-        <w:t xml:space="preserve">(Feb 2023–Present)</w:t>
+        <w:t xml:space="preserve">(Feb 2023-Present)</w:t>
       </w:r>
       <w:r>
         <w:t xml:space="preserve">: Mentoring engineers who have gone on to become Engineering Managers. Part of a peer network that spans EMs, Heads of Engineering, VPs, and CTOs.</w:t>
@@ -1253,7 +1253,7 @@
           <w:i/>
           <w:iCs/>
         </w:rPr>
-        <w:t xml:space="preserve">(Aug 2023–Jan 2024)</w:t>
+        <w:t xml:space="preserve">(Aug 2023-Jan 2024)</w:t>
       </w:r>
       <w:r>
         <w:t xml:space="preserve">: Supported people making their first steps into the industry.</w:t>
@@ -1278,10 +1278,10 @@
           <w:i/>
           <w:iCs/>
         </w:rPr>
-        <w:t xml:space="preserve">(Jan 2019–Mar 2020)</w:t>
-      </w:r>
-      <w:r>
-        <w:t xml:space="preserve">: Revived an inactive chapter and ran conferences, workshops, and meetups. The highlight was a one-day conference in November 2019 with UK and international speakers — entirely volunteer-powered.</w:t>
+        <w:t xml:space="preserve">(Jan 2019-Mar 2020)</w:t>
+      </w:r>
+      <w:r>
+        <w:t xml:space="preserve">: Revived an inactive chapter and ran conferences, workshops, and meetups. The highlight was a one-day conference in November 2019 with UK and international speakers - entirely volunteer-powered.</w:t>
       </w:r>
     </w:p>
     <w:bookmarkEnd w:id="21"/>
@@ -1303,13 +1303,13 @@
           <w:b/>
           <w:bCs/>
         </w:rPr>
-        <w:t xml:space="preserve">International University of Greece — Serres Campus</w:t>
+        <w:t xml:space="preserve">International University of Greece - Serres Campus</w:t>
       </w:r>
       <w:r>
         <w:br/>
       </w:r>
       <w:r>
-        <w:t xml:space="preserve">BSc Informatics Engineering (2007–2012) — strong grades in software engineering, programming, and databases. Left without the certificate when the Greek economic crisis hit; the freelance business I was already running became the career.</w:t>
+        <w:t xml:space="preserve">BSc Informatics Engineering (2007-2012) - strong grades in software engineering, programming, and databases. Left without the certificate when the Greek economic crisis hit; the freelance business I was already running became the career.</w:t>
       </w:r>
     </w:p>
     <w:bookmarkEnd w:id="22"/>
@@ -1369,7 +1369,7 @@
         <w:t xml:space="preserve"> </w:t>
       </w:r>
       <w:r>
-        <w:t xml:space="preserve">· MHFA England &amp; UK Health Security Agency, 2022–2023</w:t>
+        <w:t xml:space="preserve">· MHFA England &amp; UK Health Security Agency, 2022-2023</w:t>
       </w:r>
       <w:r>
         <w:br/>

--- a/assets/Nikos_Vasileiadis_CV_Irish.docx
+++ b/assets/Nikos_Vasileiadis_CV_Irish.docx
@@ -381,7 +381,7 @@
         <w:t xml:space="preserve"> </w:t>
       </w:r>
       <w:r>
-        <w:t xml:space="preserve">(Associate → Mid, Mid → Senior) with evidence-based cases - built on DORA delivery data and monthly Peakon Heartbeat surveys, acted on rather than just collected. Developed talent other teams had passed over. Several people I mentored have since moved into Engineering Manager roles, both inside and outside UW. The</w:t>
+        <w:t xml:space="preserve">(Associate → Mid, Mid → Senior) with evidence-based cases - built on DORA delivery data and monthly Peakon Heartbeat surveys, acted on rather than just collected. Developed engineers who hadn’t found the right home elsewhere in the organisation. Several people I mentored have since moved into Engineering Manager roles, both inside and outside UW. The</w:t>
       </w:r>
       <w:r>
         <w:t xml:space="preserve"> </w:t>
@@ -439,7 +439,7 @@
         <w:t xml:space="preserve"> </w:t>
       </w:r>
       <w:r>
-        <w:t xml:space="preserve">When the organisation restructured - three times - I took responsibility for working out where the team should sit: mapping scope, talking to stakeholders, and building consensus. It wasn’t in my job description; it needed doing. When mobile work entered our remit, I negotiated skill inbound - a Senior Engineer who already had the expertise - rather than stretching the existing team thin. And when one restructuring would have dissolved the Design Systems team, I pushed back and made the case for keeping it - that team went on to enable the company-wide rebrand.</w:t>
+        <w:t xml:space="preserve">When the organisation restructured - three times - I took responsibility for working out where the team should sit: mapping scope, talking to stakeholders, and building consensus. When mobile work entered our remit, I negotiated skill inbound - a Senior Engineer who already had the expertise - rather than stretching the existing team thin. And when a restructuring proposal would have merged the Design Systems team into another team, I made the case for keeping it separate - that team went on to enable the company-wide rebrand.</w:t>
       </w:r>
     </w:p>
     <w:p>
@@ -690,7 +690,7 @@
         <w:t xml:space="preserve"> </w:t>
       </w:r>
       <w:r>
-        <w:t xml:space="preserve">The old CMS had no SLA, no SSO, and a dead tech stack. I ran a</w:t>
+        <w:t xml:space="preserve">The old CMS had no SLA, no SSO, and an ageing tech stack. I ran a</w:t>
       </w:r>
       <w:r>
         <w:t xml:space="preserve"> </w:t>
@@ -739,7 +739,7 @@
         <w:t xml:space="preserve"> </w:t>
       </w:r>
       <w:r>
-        <w:t xml:space="preserve">When restructurings reduced us to</w:t>
+        <w:t xml:space="preserve">When the team became a specialist core of</w:t>
       </w:r>
       <w:r>
         <w:t xml:space="preserve"> </w:t>
@@ -748,7 +748,7 @@
         <w:t xml:space="preserve">2 engineers</w:t>
       </w:r>
       <w:r>
-        <w:t xml:space="preserve">, I absorbed Product Manager and on-call responsibilities alongside my management role. We continued to deliver across</w:t>
+        <w:t xml:space="preserve">, I took on Product Manager and on-call responsibilities alongside my management role. We continued to deliver across</w:t>
       </w:r>
       <w:r>
         <w:t xml:space="preserve"> </w:t>

--- a/assets/Nikos_Vasileiadis_CV_Irish.docx
+++ b/assets/Nikos_Vasileiadis_CV_Irish.docx
@@ -142,7 +142,7 @@
         <w:t xml:space="preserve"> </w:t>
       </w:r>
       <w:r>
-        <w:t xml:space="preserve">- keeping people, growing them, and getting out of their way. DORA data for delivery health, Heartbeat surveys for wellbeing. Reorg communication on a cadence - including empty updates when there’s nothing new. I measure what matters and act on it.</w:t>
+        <w:t xml:space="preserve">- leading with cultural intelligence, keeping people, growing them, and getting out of their way. DORA data for delivery health, Heartbeat surveys for wellbeing. Reorg communication on a cadence - including empty updates when there’s nothing new. I measure what matters and act on it.</w:t>
       </w:r>
     </w:p>
     <w:p>
